--- a/_template-source/termo_eventos_residentes.docx
+++ b/_template-source/termo_eventos_residentes.docx
@@ -1152,7 +1152,7 @@
           <w:szCs w:val="18"/>
           <w:rtl w:val="0"/>
         </w:rPr>
-        <w:t xml:space="preserve">Curitiba/PR, {{data_assinatura}}</w:t>
+        <w:t xml:space="preserve">{{data_assinatura}}</w:t>
       </w:r>
     </w:p>
     <w:p>

--- a/_template-source/termo_eventos_residentes.docx
+++ b/_template-source/termo_eventos_residentes.docx
@@ -721,7 +721,47 @@
           <w:szCs w:val="18"/>
           <w:rtl w:val="0"/>
         </w:rPr>
-        <w:t xml:space="preserve">Condição de pagamento em 2x:</w:t>
+        <w:t xml:space="preserve">{{#pagamento_vista}}Condição de pagamento à vista:</w:t>
+      </w:r>
+      <w:r>
+        <w:rPr>
+          <w:rFonts w:ascii="Proxima Nova" w:cs="Proxima Nova" w:eastAsia="Proxima Nova" w:hAnsi="Proxima Nova"/>
+          <w:color w:val="3b3838"/>
+          <w:sz w:val="18"/>
+          <w:szCs w:val="18"/>
+          <w:rtl w:val="0"/>
+        </w:rPr>
+        <w:t xml:space="preserve"> {{descricao_pagamento}}{{/pagamento_vista}}</w:t>
+      </w:r>
+    </w:p>
+    <w:p>
+      <w:pPr>
+        <w:numPr>
+          <w:ilvl w:val="0"/>
+          <w:numId w:val="1"/>
+        </w:numPr>
+        <w:spacing w:after="0" w:line="480" w:lineRule="auto"/>
+        <w:ind w:left="720" w:hanging="360"/>
+        <w:jc w:val="both"/>
+        <w:rPr>
+          <w:rFonts w:ascii="Proxima Nova" w:cs="Proxima Nova" w:eastAsia="Proxima Nova" w:hAnsi="Proxima Nova"/>
+          <w:color w:val="3b3838"/>
+          <w:sz w:val="18"/>
+          <w:szCs w:val="18"/>
+          <w:u w:val="none"/>
+        </w:rPr>
+      </w:pPr>
+      <w:r>
+        <w:rPr>
+          <w:rFonts w:ascii="Proxima Nova" w:cs="Proxima Nova" w:eastAsia="Proxima Nova" w:hAnsi="Proxima Nova"/>
+          <w:b w:val="1"/>
+          <w:bCs w:val="1"/>
+          <w:color w:val="3b3838"/>
+          <w:sz w:val="18"/>
+          <w:szCs w:val="18"/>
+          <w:rtl w:val="0"/>
+        </w:rPr>
+        <w:t xml:space="preserve">{{#pagamento_2x}}Condição de pagamento em 2x:</w:t>
       </w:r>
       <w:r>
         <w:rPr>
@@ -841,7 +881,7 @@
           <w:szCs w:val="18"/>
           <w:rtl w:val="0"/>
         </w:rPr>
-        <w:t xml:space="preserve"> {{valor_parcela_2}} com vencimento para {{vencimento_parcela_2}}.</w:t>
+        <w:t xml:space="preserve"> {{valor_parcela_2}} com vencimento para {{vencimento_parcela_2}}.{{/pagamento_2x}}</w:t>
       </w:r>
       <w:r>
         <w:rPr>
@@ -914,7 +954,7 @@
           <w:szCs w:val="18"/>
           <w:rtl w:val="0"/>
         </w:rPr>
-        <w:t xml:space="preserve">Em caso de utilizações de horas adicionais não acordadas previamente, no pré e/ou pós-evento, para montagem/desmontagem ou quaisquer outros fins, será cobrado o valor de R$ {{valor_hora_adicional}} por hora adicional, com fatura enviada separadamente no dia seguinte à realização do evento, com vencimento para 5 dias úteis. </w:t>
+        <w:t xml:space="preserve">Em caso de utilizações de horas adicionais não acordadas previamente, no pré e/ou pós-evento, para montagem/desmontagem ou quaisquer outros fins, será cobrado o valor de R$ 200,00 por hora adicional, com fatura enviada separadamente no dia seguinte à realização do evento, com vencimento para 5 dias úteis. </w:t>
       </w:r>
     </w:p>
     <w:p>
@@ -1011,6 +1051,34 @@
           <w:u w:val="none"/>
         </w:rPr>
       </w:pPr>
+      <w:r>
+        <w:rPr>
+          <w:rFonts w:ascii="Proxima Nova" w:cs="Proxima Nova" w:eastAsia="Proxima Nova" w:hAnsi="Proxima Nova"/>
+          <w:color w:val="3b3838"/>
+          <w:sz w:val="18"/>
+          <w:szCs w:val="18"/>
+          <w:rtl w:val="0"/>
+        </w:rPr>
+        <w:t xml:space="preserve">{{#pagamento_vista}}Em caso de pagamento à vista: o cancelamento poderá ser feito até 7 dias úteis antes do evento. Todo o valor será retido e convertido em crédito para a marcação de uma nova data que deverá ocorrer no prazo de até 90 dias. Caso o evento seja cancelado com menos de 7 dias úteis da data de realização, 70% do valor será retido como multa de rescisão e os outros 30% devolvidos ao cliente, sem a incidência de juros. O mesmo acontecerá caso a marcação da nova data para o evento não ocorra dentro do prazo de 90 dias. {{/pagamento_vista}}</w:t>
+      </w:r>
+    </w:p>
+    <w:p>
+      <w:pPr>
+        <w:numPr>
+          <w:ilvl w:val="0"/>
+          <w:numId w:val="3"/>
+        </w:numPr>
+        <w:spacing w:after="0" w:line="480" w:lineRule="auto"/>
+        <w:ind w:left="720" w:hanging="360"/>
+        <w:jc w:val="both"/>
+        <w:rPr>
+          <w:rFonts w:ascii="Proxima Nova" w:cs="Proxima Nova" w:eastAsia="Proxima Nova" w:hAnsi="Proxima Nova"/>
+          <w:color w:val="3b3838"/>
+          <w:sz w:val="18"/>
+          <w:szCs w:val="18"/>
+          <w:u w:val="none"/>
+        </w:rPr>
+      </w:pPr>
       <w:bookmarkStart w:colFirst="0" w:colLast="0" w:name="_heading=h.mu0nbc8hngbo" w:id="1"/>
       <w:bookmarkEnd w:id="1"/>
       <w:r>
@@ -1021,7 +1089,7 @@
           <w:szCs w:val="18"/>
           <w:rtl w:val="0"/>
         </w:rPr>
-        <w:t xml:space="preserve">Em caso de pagamento em 2x: o cancelamento poderá ser feito até 7 dias úteis antes do evento. O sinal de 50% pago para a reserva da data será retido e convertido em crédito, para a marcação de uma nova data que deverá ocorrer no prazo de até 90 dias. Caso o evento seja cancelado com menos de 7 dias úteis da data de realização, os 50% pagos no ato da reserva serão retidos como multa de rescisão. </w:t>
+        <w:t xml:space="preserve">{{#pagamento_2x}}Em caso de pagamento em 2x: o cancelamento poderá ser feito até 7 dias úteis antes do evento. O sinal de 50% pago para a reserva da data será retido e convertido em crédito, para a marcação de uma nova data que deverá ocorrer no prazo de até 90 dias. Caso o evento seja cancelado com menos de 7 dias úteis da data de realização, os 50% pagos no ato da reserva serão retidos como multa de rescisão. {{/pagamento_2x}}</w:t>
       </w:r>
     </w:p>
     <w:p>
